--- a/ru/wisdom-stories/Bakhtiyar Sirajov/weeds.docx
+++ b/ru/wisdom-stories/Bakhtiyar Sirajov/weeds.docx
@@ -12,7 +12,7 @@
     </w:p>
     <w:p>
       <w:r>
-        <w:t>Когда мы учились в школе, мы проводили летние каникулы в саду с семьей. Мой покойный отец хотел приучить нас к тяжелой работе. Он поручал нам садовые работы в те дни, когда сам был на работе. Он посадил бахчу, и нашей обязанностью было поливать ее. Поскольку вода в нашем колодце была непригодна для питья, мы носили питьевую воду из колодца в саду нашего соседа, дяди Агасалима.</w:t>
+        <w:t>В школьные годы мы проводили летние каникулы всей семьёй в саду. Мой покойный отец хотел приучить нас к тяжёлому труду. Уходя на работу, он давал нам задания по саду. Он устроил бахчу, а поливать её должны были мы. Вода в нашем колодце была непригодна для питья, поэтому питьевую воду мы носили из колодца в саду нашего соседа, дяди Агасалима.</w:t>
       </w:r>
     </w:p>
     <w:p>
@@ -33,7 +33,7 @@
         <w:rPr>
           <w:b/>
         </w:rPr>
-        <w:t>Мораль: Если не искоренить и проблему, и вредную привычку, видимость чистоты обманчива — через некоторое время она появится снова.</w:t>
+        <w:t>Мораль: Если не устранить причину проблемы или не избавиться от вредной привычки, внешнее благополучие обманчиво: со временем всё повторится.</w:t>
       </w:r>
     </w:p>
     <w:p>
